--- a/SmartUT 技术方案概要-ok.docx
+++ b/SmartUT 技术方案概要-ok.docx
@@ -7,72 +7,37 @@
         <w:jc w:val="center"/>
       </w:pPr>
       <w:r>
-        <w:rPr>
-          <w:rFonts w:ascii="宋体" w:hAnsi="宋体" w:eastAsia="宋体"/>
-          <w:b/>
-          <w:sz w:val="32"/>
-        </w:rPr>
         <w:t>SmartUT 技术方案概要（公开）</w:t>
       </w:r>
     </w:p>
     <w:p>
       <w:r>
-        <w:rPr>
-          <w:rFonts w:ascii="宋体" w:hAnsi="宋体" w:eastAsia="宋体"/>
-          <w:b w:val="0"/>
-          <w:sz w:val="22"/>
-        </w:rPr>
-        <w:t>定位：面向软件单元测试场景，帮助团队围绕函数和模块快速形成可执行的单元测试成果，覆盖四项核心功能：</w:t>
+        <w:t>定位：面向软件单元测试场景，帮助团队围绕函数和模块快速形成可执行的单元测试成果，覆盖四项核心环节：</w:t>
       </w:r>
     </w:p>
     <w:p>
       <w:r>
-        <w:rPr>
-          <w:rFonts w:ascii="宋体" w:hAnsi="宋体" w:eastAsia="宋体"/>
-          <w:b w:val="0"/>
-          <w:sz w:val="22"/>
-        </w:rPr>
         <w:t>• 测试说明生成</w:t>
       </w:r>
     </w:p>
     <w:p>
       <w:r>
-        <w:rPr>
-          <w:rFonts w:ascii="宋体" w:hAnsi="宋体" w:eastAsia="宋体"/>
-          <w:b w:val="0"/>
-          <w:sz w:val="22"/>
-        </w:rPr>
         <w:t>• 测试用例代码生成</w:t>
       </w:r>
     </w:p>
     <w:p>
       <w:r>
-        <w:rPr>
-          <w:rFonts w:ascii="宋体" w:hAnsi="宋体" w:eastAsia="宋体"/>
-          <w:b w:val="0"/>
-          <w:sz w:val="22"/>
-        </w:rPr>
         <w:t>• 编译执行与结果回收</w:t>
       </w:r>
     </w:p>
     <w:p>
       <w:r>
-        <w:rPr>
-          <w:rFonts w:ascii="宋体" w:hAnsi="宋体" w:eastAsia="宋体"/>
-          <w:b w:val="0"/>
-          <w:sz w:val="22"/>
-        </w:rPr>
         <w:t>• 测试审查与完善</w:t>
       </w:r>
     </w:p>
     <w:p>
       <w:r>
-        <w:rPr>
-          <w:rFonts w:ascii="宋体" w:hAnsi="宋体" w:eastAsia="宋体"/>
-          <w:b/>
-          <w:sz w:val="26"/>
-        </w:rPr>
-        <w:t>整体技术栈</w:t>
+        <w:t>行业现状与发展趋势</w:t>
       </w:r>
     </w:p>
     <w:tbl>
@@ -93,17 +58,8 @@
             <w:vAlign w:val="center"/>
           </w:tcPr>
           <w:p>
-            <w:pPr>
-              <w:jc w:val="left"/>
-            </w:pPr>
-            <w:r/>
             <w:r>
-              <w:rPr>
-                <w:rFonts w:ascii="宋体" w:hAnsi="宋体" w:eastAsia="宋体"/>
-                <w:b/>
-                <w:sz w:val="21"/>
-              </w:rPr>
-              <w:t>功能点</w:t>
+              <w:t>业务环节</w:t>
             </w:r>
           </w:p>
         </w:tc>
@@ -113,17 +69,8 @@
             <w:vAlign w:val="center"/>
           </w:tcPr>
           <w:p>
-            <w:pPr>
-              <w:jc w:val="left"/>
-            </w:pPr>
-            <w:r/>
             <w:r>
-              <w:rPr>
-                <w:rFonts w:ascii="宋体" w:hAnsi="宋体" w:eastAsia="宋体"/>
-                <w:b/>
-                <w:sz w:val="21"/>
-              </w:rPr>
-              <w:t>技术选型</w:t>
+              <w:t>当前支撑重点</w:t>
             </w:r>
           </w:p>
         </w:tc>
@@ -135,17 +82,8 @@
             <w:vAlign w:val="center"/>
           </w:tcPr>
           <w:p>
-            <w:pPr>
-              <w:jc w:val="left"/>
-            </w:pPr>
-            <w:r/>
             <w:r>
-              <w:rPr>
-                <w:rFonts w:ascii="宋体" w:hAnsi="宋体" w:eastAsia="宋体"/>
-                <w:b w:val="0"/>
-                <w:sz w:val="21"/>
-              </w:rPr>
-              <w:t>软件 Web 服务</w:t>
+              <w:t>平台形态</w:t>
             </w:r>
           </w:p>
         </w:tc>
@@ -155,17 +93,8 @@
             <w:vAlign w:val="center"/>
           </w:tcPr>
           <w:p>
-            <w:pPr>
-              <w:jc w:val="left"/>
-            </w:pPr>
-            <w:r/>
             <w:r>
-              <w:rPr>
-                <w:rFonts w:ascii="宋体" w:hAnsi="宋体" w:eastAsia="宋体"/>
-                <w:b w:val="0"/>
-                <w:sz w:val="21"/>
-              </w:rPr>
-              <w:t>FastAPI + Uvicorn，负责任务编排与过程展示</w:t>
+              <w:t>围绕函数级测试任务提供说明生成、代码生成和结果查看能力。</w:t>
             </w:r>
           </w:p>
         </w:tc>
@@ -177,17 +106,8 @@
             <w:vAlign w:val="center"/>
           </w:tcPr>
           <w:p>
-            <w:pPr>
-              <w:jc w:val="left"/>
-            </w:pPr>
-            <w:r/>
             <w:r>
-              <w:rPr>
-                <w:rFonts w:ascii="宋体" w:hAnsi="宋体" w:eastAsia="宋体"/>
-                <w:b w:val="0"/>
-                <w:sz w:val="21"/>
-              </w:rPr>
-              <w:t>大模型接入</w:t>
+              <w:t>生成主线</w:t>
             </w:r>
           </w:p>
         </w:tc>
@@ -197,17 +117,8 @@
             <w:vAlign w:val="center"/>
           </w:tcPr>
           <w:p>
-            <w:pPr>
-              <w:jc w:val="left"/>
-            </w:pPr>
-            <w:r/>
             <w:r>
-              <w:rPr>
-                <w:rFonts w:ascii="宋体" w:hAnsi="宋体" w:eastAsia="宋体"/>
-                <w:b w:val="0"/>
-                <w:sz w:val="21"/>
-              </w:rPr>
-              <w:t>兼容 OpenAI 接口，可按项目配置模型能力</w:t>
+              <w:t>坚持“先说明、后生成、再执行、再复核”的单元测试闭环。</w:t>
             </w:r>
           </w:p>
         </w:tc>
@@ -219,17 +130,8 @@
             <w:vAlign w:val="center"/>
           </w:tcPr>
           <w:p>
-            <w:pPr>
-              <w:jc w:val="left"/>
-            </w:pPr>
-            <w:r/>
             <w:r>
-              <w:rPr>
-                <w:rFonts w:ascii="宋体" w:hAnsi="宋体" w:eastAsia="宋体"/>
-                <w:b w:val="0"/>
-                <w:sz w:val="21"/>
-              </w:rPr>
-              <w:t>代码操作能力</w:t>
+              <w:t>过程管控</w:t>
             </w:r>
           </w:p>
         </w:tc>
@@ -239,17 +141,8 @@
             <w:vAlign w:val="center"/>
           </w:tcPr>
           <w:p>
-            <w:pPr>
-              <w:jc w:val="left"/>
-            </w:pPr>
-            <w:r/>
             <w:r>
-              <w:rPr>
-                <w:rFonts w:ascii="宋体" w:hAnsi="宋体" w:eastAsia="宋体"/>
-                <w:b w:val="0"/>
-                <w:sz w:val="21"/>
-              </w:rPr>
-              <w:t>通过智能工具组合完成文件查找、读取、修改和命令执行</w:t>
+              <w:t>保留生成结果、执行反馈和审查意见，便于持续改进。</w:t>
             </w:r>
           </w:p>
         </w:tc>
@@ -261,17 +154,8 @@
             <w:vAlign w:val="center"/>
           </w:tcPr>
           <w:p>
-            <w:pPr>
-              <w:jc w:val="left"/>
-            </w:pPr>
-            <w:r/>
             <w:r>
-              <w:rPr>
-                <w:rFonts w:ascii="宋体" w:hAnsi="宋体" w:eastAsia="宋体"/>
-                <w:b w:val="0"/>
-                <w:sz w:val="21"/>
-              </w:rPr>
-              <w:t>软件前端</w:t>
+              <w:t>结果输出</w:t>
             </w:r>
           </w:p>
         </w:tc>
@@ -281,17 +165,8 @@
             <w:vAlign w:val="center"/>
           </w:tcPr>
           <w:p>
-            <w:pPr>
-              <w:jc w:val="left"/>
-            </w:pPr>
-            <w:r/>
             <w:r>
-              <w:rPr>
-                <w:rFonts w:ascii="宋体" w:hAnsi="宋体" w:eastAsia="宋体"/>
-                <w:b w:val="0"/>
-                <w:sz w:val="21"/>
-              </w:rPr>
-              <w:t>Vue 3 页面，用于展示测试说明、用例和执行结果</w:t>
+              <w:t>支持形成测试说明、测试代码和阶段性分析结论。</w:t>
             </w:r>
           </w:p>
         </w:tc>
@@ -303,17 +178,8 @@
             <w:vAlign w:val="center"/>
           </w:tcPr>
           <w:p>
-            <w:pPr>
-              <w:jc w:val="left"/>
-            </w:pPr>
-            <w:r/>
             <w:r>
-              <w:rPr>
-                <w:rFonts w:ascii="宋体" w:hAnsi="宋体" w:eastAsia="宋体"/>
-                <w:b w:val="0"/>
-                <w:sz w:val="21"/>
-              </w:rPr>
-              <w:t>编译执行环境</w:t>
+              <w:t>部署方式</w:t>
             </w:r>
           </w:p>
         </w:tc>
@@ -323,17 +189,8 @@
             <w:vAlign w:val="center"/>
           </w:tcPr>
           <w:p>
-            <w:pPr>
-              <w:jc w:val="left"/>
-            </w:pPr>
-            <w:r/>
             <w:r>
-              <w:rPr>
-                <w:rFonts w:ascii="宋体" w:hAnsi="宋体" w:eastAsia="宋体"/>
-                <w:b w:val="0"/>
-                <w:sz w:val="21"/>
-              </w:rPr>
-              <w:t>结合常见编译工具链与单元测试框架完成验证</w:t>
+              <w:t>适合在受控工程环境中本地运行和逐步试点。</w:t>
             </w:r>
           </w:p>
         </w:tc>
@@ -345,17 +202,8 @@
             <w:vAlign w:val="center"/>
           </w:tcPr>
           <w:p>
-            <w:pPr>
-              <w:jc w:val="left"/>
-            </w:pPr>
-            <w:r/>
             <w:r>
-              <w:rPr>
-                <w:rFonts w:ascii="宋体" w:hAnsi="宋体" w:eastAsia="宋体"/>
-                <w:b w:val="0"/>
-                <w:sz w:val="21"/>
-              </w:rPr>
-              <w:t>交付方式</w:t>
+              <w:t>演进重点</w:t>
             </w:r>
           </w:p>
         </w:tc>
@@ -365,17 +213,8 @@
             <w:vAlign w:val="center"/>
           </w:tcPr>
           <w:p>
-            <w:pPr>
-              <w:jc w:val="left"/>
-            </w:pPr>
-            <w:r/>
             <w:r>
-              <w:rPr>
-                <w:rFonts w:ascii="宋体" w:hAnsi="宋体" w:eastAsia="宋体"/>
-                <w:b w:val="0"/>
-                <w:sz w:val="21"/>
-              </w:rPr>
-              <w:t>支持在项目环境中直接生成、调整和沉淀测试资产</w:t>
+              <w:t>增强工程适配、自动调试和覆盖率联动分析能力。</w:t>
             </w:r>
           </w:p>
         </w:tc>
@@ -383,460 +222,187 @@
     </w:tbl>
     <w:p>
       <w:r>
-        <w:rPr>
-          <w:rFonts w:ascii="宋体" w:hAnsi="宋体" w:eastAsia="宋体"/>
-          <w:b/>
-          <w:sz w:val="26"/>
-        </w:rPr>
-        <w:t>四大功能的核心难点与解决方案</w:t>
+        <w:t>四项核心环节的重点与演进方向</w:t>
       </w:r>
     </w:p>
     <w:p>
       <w:r>
-        <w:rPr>
-          <w:rFonts w:ascii="宋体" w:hAnsi="宋体" w:eastAsia="宋体"/>
-          <w:b/>
-          <w:sz w:val="24"/>
-        </w:rPr>
         <w:t>测试说明生成</w:t>
       </w:r>
     </w:p>
     <w:p>
       <w:r>
-        <w:rPr>
-          <w:rFonts w:ascii="宋体" w:hAnsi="宋体" w:eastAsia="宋体"/>
-          <w:b/>
-          <w:sz w:val="22"/>
-        </w:rPr>
-        <w:t>方案：</w:t>
-      </w:r>
-      <w:r>
-        <w:rPr>
-          <w:rFonts w:ascii="宋体" w:hAnsi="宋体" w:eastAsia="宋体"/>
-          <w:b w:val="0"/>
-          <w:sz w:val="22"/>
-        </w:rPr>
-        <w:t>根据设计文档和源代码整理待测函数的输入、输出、外部依赖和边界情况，先形成测试说明，再进入后续用例编写，减少一上来直接写代码的返工。</w:t>
+        <w:t>当前做法：根据设计文档和源代码整理待测函数的输入、输出、外部依赖和边界情况，先形成测试说明，再进入后续用例编写。</w:t>
       </w:r>
     </w:p>
     <w:p>
       <w:r>
-        <w:rPr>
-          <w:rFonts w:ascii="宋体" w:hAnsi="宋体" w:eastAsia="宋体"/>
-          <w:b/>
-          <w:sz w:val="22"/>
-        </w:rPr>
-        <w:t>难点：</w:t>
-      </w:r>
-      <w:r>
-        <w:rPr>
-          <w:rFonts w:ascii="宋体" w:hAnsi="宋体" w:eastAsia="宋体"/>
-          <w:b w:val="0"/>
-          <w:sz w:val="22"/>
-        </w:rPr>
+        <w:t>业务现状：</w:t>
       </w:r>
     </w:p>
     <w:p>
       <w:r>
-        <w:rPr>
-          <w:rFonts w:ascii="宋体" w:hAnsi="宋体" w:eastAsia="宋体"/>
-          <w:b w:val="0"/>
-          <w:sz w:val="22"/>
-        </w:rPr>
-        <w:t>• 设计文档通常较长，且一个文档内可能包含多个函数。</w:t>
+        <w:t>• 嵌入式函数数量多，人工逐个梳理成本高。</w:t>
       </w:r>
     </w:p>
     <w:p>
       <w:r>
-        <w:rPr>
-          <w:rFonts w:ascii="宋体" w:hAnsi="宋体" w:eastAsia="宋体"/>
-          <w:b w:val="0"/>
-          <w:sz w:val="22"/>
-        </w:rPr>
-        <w:t>• 文档表达习惯差异大，测试关注点提炼不稳定。</w:t>
+        <w:t>• 设计文档、代码和接口依赖经常存在理解落差。</w:t>
       </w:r>
     </w:p>
     <w:p>
       <w:r>
-        <w:rPr>
-          <w:rFonts w:ascii="宋体" w:hAnsi="宋体" w:eastAsia="宋体"/>
-          <w:b w:val="0"/>
-          <w:sz w:val="22"/>
-        </w:rPr>
-        <w:t>• 图片、表格和流程描述理解不到位，会影响边界场景划分。</w:t>
+        <w:t>• 高覆盖率目标让边界和异常场景设计更具挑战。</w:t>
       </w:r>
     </w:p>
     <w:p>
       <w:r>
-        <w:rPr>
-          <w:rFonts w:ascii="宋体" w:hAnsi="宋体" w:eastAsia="宋体"/>
-          <w:b/>
-          <w:sz w:val="22"/>
-        </w:rPr>
-        <w:t>待攻关：</w:t>
-      </w:r>
-      <w:r>
-        <w:rPr>
-          <w:rFonts w:ascii="宋体" w:hAnsi="宋体" w:eastAsia="宋体"/>
-          <w:b w:val="0"/>
-          <w:sz w:val="22"/>
-        </w:rPr>
+        <w:t>发展趋势：</w:t>
       </w:r>
     </w:p>
     <w:p>
       <w:r>
-        <w:rPr>
-          <w:rFonts w:ascii="宋体" w:hAnsi="宋体" w:eastAsia="宋体"/>
-          <w:b w:val="0"/>
-          <w:sz w:val="22"/>
-        </w:rPr>
-        <w:t>• 加强对复杂文档内容的聚焦与裁剪能力。</w:t>
+        <w:t>• 测试说明前置化会成为单元测试提效的关键抓手。</w:t>
       </w:r>
     </w:p>
     <w:p>
       <w:r>
-        <w:rPr>
-          <w:rFonts w:ascii="宋体" w:hAnsi="宋体" w:eastAsia="宋体"/>
-          <w:b w:val="0"/>
-          <w:sz w:val="22"/>
-        </w:rPr>
-        <w:t>• 提升图表和表格内容的理解效果。</w:t>
+        <w:t>• 设计、代码和历史缺陷联合理解能力会越来越受重视。</w:t>
       </w:r>
     </w:p>
     <w:p>
       <w:r>
-        <w:rPr>
-          <w:rFonts w:ascii="宋体" w:hAnsi="宋体" w:eastAsia="宋体"/>
-          <w:b/>
-          <w:sz w:val="24"/>
-        </w:rPr>
         <w:t>测试用例代码生成</w:t>
       </w:r>
     </w:p>
     <w:p>
       <w:r>
-        <w:rPr>
-          <w:rFonts w:ascii="宋体" w:hAnsi="宋体" w:eastAsia="宋体"/>
-          <w:b/>
-          <w:sz w:val="22"/>
-        </w:rPr>
-        <w:t>方案：</w:t>
-      </w:r>
-      <w:r>
-        <w:rPr>
-          <w:rFonts w:ascii="宋体" w:hAnsi="宋体" w:eastAsia="宋体"/>
-          <w:b w:val="0"/>
-          <w:sz w:val="22"/>
-        </w:rPr>
-        <w:t>在测试说明基础上自动补齐输入值、预期输出和桩替身处理方式，形成更接近可执行状态的测试代码草稿，帮助团队把主要精力放在确认而不是从零编写。</w:t>
+        <w:t>当前做法：在测试说明基础上自动补齐输入值、预期输出和依赖处理方式，形成更接近可执行状态的测试代码草稿。</w:t>
       </w:r>
     </w:p>
     <w:p>
       <w:r>
-        <w:rPr>
-          <w:rFonts w:ascii="宋体" w:hAnsi="宋体" w:eastAsia="宋体"/>
-          <w:b/>
-          <w:sz w:val="22"/>
-        </w:rPr>
-        <w:t>难点：</w:t>
-      </w:r>
-      <w:r>
-        <w:rPr>
-          <w:rFonts w:ascii="宋体" w:hAnsi="宋体" w:eastAsia="宋体"/>
-          <w:b w:val="0"/>
-          <w:sz w:val="22"/>
-        </w:rPr>
+        <w:t>业务现状：</w:t>
       </w:r>
     </w:p>
     <w:p>
       <w:r>
-        <w:rPr>
-          <w:rFonts w:ascii="宋体" w:hAnsi="宋体" w:eastAsia="宋体"/>
-          <w:b w:val="0"/>
-          <w:sz w:val="22"/>
-        </w:rPr>
-        <w:t>• 外部依赖处理方式多样，mock、wrap 和直接调用需要区分。</w:t>
+        <w:t>• 单元测试编写仍是大量重复劳动，人工投入高。</w:t>
       </w:r>
     </w:p>
     <w:p>
       <w:r>
-        <w:rPr>
-          <w:rFonts w:ascii="宋体" w:hAnsi="宋体" w:eastAsia="宋体"/>
-          <w:b w:val="0"/>
-          <w:sz w:val="22"/>
-        </w:rPr>
-        <w:t>• 边界值和异常路径既要覆盖充分，又要避免重复。</w:t>
+        <w:t>• 外部依赖、桩替换和异常路径处理复杂，容易卡住。</w:t>
       </w:r>
     </w:p>
     <w:p>
       <w:r>
-        <w:rPr>
-          <w:rFonts w:ascii="宋体" w:hAnsi="宋体" w:eastAsia="宋体"/>
-          <w:b w:val="0"/>
-          <w:sz w:val="22"/>
-        </w:rPr>
-        <w:t>• 不同工程的代码规范和测试框架约束不完全一致。</w:t>
+        <w:t>• 不同工程规范和测试框架差异大，通用生成难度高。</w:t>
       </w:r>
     </w:p>
     <w:p>
       <w:r>
-        <w:rPr>
-          <w:rFonts w:ascii="宋体" w:hAnsi="宋体" w:eastAsia="宋体"/>
-          <w:b/>
-          <w:sz w:val="22"/>
-        </w:rPr>
-        <w:t>待攻关：</w:t>
-      </w:r>
-      <w:r>
-        <w:rPr>
-          <w:rFonts w:ascii="宋体" w:hAnsi="宋体" w:eastAsia="宋体"/>
-          <w:b w:val="0"/>
-          <w:sz w:val="22"/>
-        </w:rPr>
+        <w:t>发展趋势：</w:t>
       </w:r>
     </w:p>
     <w:p>
       <w:r>
-        <w:rPr>
-          <w:rFonts w:ascii="宋体" w:hAnsi="宋体" w:eastAsia="宋体"/>
-          <w:b w:val="0"/>
-          <w:sz w:val="22"/>
-        </w:rPr>
-        <w:t>• 增强对项目现有测试规范的学习能力。</w:t>
+        <w:t>• 从“生成草稿”走向“生成即可运行”的要求会越来越高。</w:t>
       </w:r>
     </w:p>
     <w:p>
       <w:r>
-        <w:rPr>
-          <w:rFonts w:ascii="宋体" w:hAnsi="宋体" w:eastAsia="宋体"/>
-          <w:b w:val="0"/>
-          <w:sz w:val="22"/>
-        </w:rPr>
-        <w:t>• 完善对复杂依赖关系的自动处理能力。</w:t>
+        <w:t>• 与现有工程规范自动对齐将成为落地重点。</w:t>
       </w:r>
     </w:p>
     <w:p>
       <w:r>
-        <w:rPr>
-          <w:rFonts w:ascii="宋体" w:hAnsi="宋体" w:eastAsia="宋体"/>
-          <w:b/>
-          <w:sz w:val="24"/>
-        </w:rPr>
         <w:t>编译执行与结果回收</w:t>
       </w:r>
     </w:p>
     <w:p>
       <w:r>
-        <w:rPr>
-          <w:rFonts w:ascii="宋体" w:hAnsi="宋体" w:eastAsia="宋体"/>
-          <w:b/>
-          <w:sz w:val="22"/>
-        </w:rPr>
-        <w:t>方案：</w:t>
-      </w:r>
-      <w:r>
-        <w:rPr>
-          <w:rFonts w:ascii="宋体" w:hAnsi="宋体" w:eastAsia="宋体"/>
-          <w:b w:val="0"/>
-          <w:sz w:val="22"/>
-        </w:rPr>
-        <w:t>把生成的测试代码放回工程环境中进行编译和执行，收集报错、失败原因和覆盖情况，为后续修订提供明确依据。</w:t>
+        <w:t>当前做法：把生成的测试代码放回工程环境中编译和执行，回收报错、失败原因和覆盖情况，为后续修订提供依据。</w:t>
       </w:r>
     </w:p>
     <w:p>
       <w:r>
-        <w:rPr>
-          <w:rFonts w:ascii="宋体" w:hAnsi="宋体" w:eastAsia="宋体"/>
-          <w:b/>
-          <w:sz w:val="22"/>
-        </w:rPr>
-        <w:t>难点：</w:t>
-      </w:r>
-      <w:r>
-        <w:rPr>
-          <w:rFonts w:ascii="宋体" w:hAnsi="宋体" w:eastAsia="宋体"/>
-          <w:b w:val="0"/>
-          <w:sz w:val="22"/>
-        </w:rPr>
+        <w:t>业务现状：</w:t>
       </w:r>
     </w:p>
     <w:p>
       <w:r>
-        <w:rPr>
-          <w:rFonts w:ascii="宋体" w:hAnsi="宋体" w:eastAsia="宋体"/>
-          <w:b w:val="0"/>
-          <w:sz w:val="22"/>
-        </w:rPr>
-        <w:t>• 工程环境差异大，编译链路和依赖配置复杂。</w:t>
+        <w:t>• 真正耗时的不只是写用例，还有调通环境和定位失败原因。</w:t>
       </w:r>
     </w:p>
     <w:p>
       <w:r>
-        <w:rPr>
-          <w:rFonts w:ascii="宋体" w:hAnsi="宋体" w:eastAsia="宋体"/>
-          <w:b w:val="0"/>
-          <w:sz w:val="22"/>
-        </w:rPr>
-        <w:t>• 测试失败时，需要区分是用例问题还是被测代码问题。</w:t>
+        <w:t>• 覆盖率要求持续提高，团队更关注真实有效覆盖。</w:t>
       </w:r>
     </w:p>
     <w:p>
       <w:r>
-        <w:rPr>
-          <w:rFonts w:ascii="宋体" w:hAnsi="宋体" w:eastAsia="宋体"/>
-          <w:b w:val="0"/>
-          <w:sz w:val="22"/>
-        </w:rPr>
-        <w:t>• 覆盖率指标解读要兼顾真实性和可达性。</w:t>
+        <w:t>• 工程环境差异使跨项目推广难度较大。</w:t>
       </w:r>
     </w:p>
     <w:p>
       <w:r>
-        <w:rPr>
-          <w:rFonts w:ascii="宋体" w:hAnsi="宋体" w:eastAsia="宋体"/>
-          <w:b/>
-          <w:sz w:val="22"/>
-        </w:rPr>
-        <w:t>待攻关：</w:t>
-      </w:r>
-      <w:r>
-        <w:rPr>
-          <w:rFonts w:ascii="宋体" w:hAnsi="宋体" w:eastAsia="宋体"/>
-          <w:b w:val="0"/>
-          <w:sz w:val="22"/>
-        </w:rPr>
+        <w:t>发展趋势：</w:t>
       </w:r>
     </w:p>
     <w:p>
       <w:r>
-        <w:rPr>
-          <w:rFonts w:ascii="宋体" w:hAnsi="宋体" w:eastAsia="宋体"/>
-          <w:b w:val="0"/>
-          <w:sz w:val="22"/>
-        </w:rPr>
-        <w:t>• 提升不同工程环境下的适配效率。</w:t>
+        <w:t>• 自动编译、自动回收问题和自动辅助定位会更受欢迎。</w:t>
       </w:r>
     </w:p>
     <w:p>
       <w:r>
-        <w:rPr>
-          <w:rFonts w:ascii="宋体" w:hAnsi="宋体" w:eastAsia="宋体"/>
-          <w:b w:val="0"/>
-          <w:sz w:val="22"/>
-        </w:rPr>
-        <w:t>• 增强覆盖率结果的解释与辅助分析能力。</w:t>
+        <w:t>• 覆盖率分析会更多与高风险函数识别联动。</w:t>
       </w:r>
     </w:p>
     <w:p>
       <w:r>
-        <w:rPr>
-          <w:rFonts w:ascii="宋体" w:hAnsi="宋体" w:eastAsia="宋体"/>
-          <w:b/>
-          <w:sz w:val="24"/>
-        </w:rPr>
         <w:t>测试审查与完善</w:t>
       </w:r>
     </w:p>
     <w:p>
       <w:r>
-        <w:rPr>
-          <w:rFonts w:ascii="宋体" w:hAnsi="宋体" w:eastAsia="宋体"/>
-          <w:b/>
-          <w:sz w:val="22"/>
-        </w:rPr>
-        <w:t>方案：</w:t>
-      </w:r>
-      <w:r>
-        <w:rPr>
-          <w:rFonts w:ascii="宋体" w:hAnsi="宋体" w:eastAsia="宋体"/>
-          <w:b w:val="0"/>
-          <w:sz w:val="22"/>
-        </w:rPr>
-        <w:t>对生成结果进行二次审查，提醒遗漏检查项和潜在问题，帮助团队形成更稳妥的单元测试交付物。</w:t>
+        <w:t>当前做法：对生成结果进行二次审查，提醒遗漏检查项和潜在问题，帮助团队形成更稳妥的单元测试交付物。</w:t>
       </w:r>
     </w:p>
     <w:p>
       <w:r>
-        <w:rPr>
-          <w:rFonts w:ascii="宋体" w:hAnsi="宋体" w:eastAsia="宋体"/>
-          <w:b/>
-          <w:sz w:val="22"/>
-        </w:rPr>
-        <w:t>难点：</w:t>
-      </w:r>
-      <w:r>
-        <w:rPr>
-          <w:rFonts w:ascii="宋体" w:hAnsi="宋体" w:eastAsia="宋体"/>
-          <w:b w:val="0"/>
-          <w:sz w:val="22"/>
-        </w:rPr>
+        <w:t>业务现状：</w:t>
       </w:r>
     </w:p>
     <w:p>
       <w:r>
-        <w:rPr>
-          <w:rFonts w:ascii="宋体" w:hAnsi="宋体" w:eastAsia="宋体"/>
-          <w:b w:val="0"/>
-          <w:sz w:val="22"/>
-        </w:rPr>
-        <w:t>• 单元测试不仅要能跑通，还要真正发现问题。</w:t>
+        <w:t>• 用例跑通不等于测试充分，仍需要重点复核。</w:t>
       </w:r>
     </w:p>
     <w:p>
       <w:r>
-        <w:rPr>
-          <w:rFonts w:ascii="宋体" w:hAnsi="宋体" w:eastAsia="宋体"/>
-          <w:b w:val="0"/>
-          <w:sz w:val="22"/>
-        </w:rPr>
-        <w:t>• 审查标准需要兼顾项目差异和统一口径。</w:t>
+        <w:t>• 专家审查资源有限，需要把精力放在高风险项。</w:t>
       </w:r>
     </w:p>
     <w:p>
       <w:r>
-        <w:rPr>
-          <w:rFonts w:ascii="宋体" w:hAnsi="宋体" w:eastAsia="宋体"/>
-          <w:b w:val="0"/>
-          <w:sz w:val="22"/>
-        </w:rPr>
-        <w:t>• 人工反馈如果不能回流，后续效果提升会变慢。</w:t>
+        <w:t>• 历史优秀用例和审查意见复用还不够充分。</w:t>
       </w:r>
     </w:p>
     <w:p>
       <w:r>
-        <w:rPr>
-          <w:rFonts w:ascii="宋体" w:hAnsi="宋体" w:eastAsia="宋体"/>
-          <w:b/>
-          <w:sz w:val="22"/>
-        </w:rPr>
-        <w:t>待攻关：</w:t>
-      </w:r>
-      <w:r>
-        <w:rPr>
-          <w:rFonts w:ascii="宋体" w:hAnsi="宋体" w:eastAsia="宋体"/>
-          <w:b w:val="0"/>
-          <w:sz w:val="22"/>
-        </w:rPr>
+        <w:t>发展趋势：</w:t>
       </w:r>
     </w:p>
     <w:p>
       <w:r>
-        <w:rPr>
-          <w:rFonts w:ascii="宋体" w:hAnsi="宋体" w:eastAsia="宋体"/>
-          <w:b w:val="0"/>
-          <w:sz w:val="22"/>
-        </w:rPr>
-        <w:t>• 建立审查反馈的持续沉淀机制。</w:t>
+        <w:t>• 审查规则、经验库和生成闭环会持续融合。</w:t>
       </w:r>
     </w:p>
     <w:p>
       <w:r>
-        <w:rPr>
-          <w:rFonts w:ascii="宋体" w:hAnsi="宋体" w:eastAsia="宋体"/>
-          <w:b w:val="0"/>
-          <w:sz w:val="22"/>
-        </w:rPr>
-        <w:t>• 加强测试说明、测试代码与执行结果之间的联动展示。</w:t>
+        <w:t>• 单元测试成果会逐步纳入更完整的质量追溯体系。</w:t>
       </w:r>
     </w:p>
     <w:sectPr>

--- a/SmartUT 技术方案概要-ok.docx
+++ b/SmartUT 技术方案概要-ok.docx
@@ -7,37 +7,182 @@
         <w:jc w:val="center"/>
       </w:pPr>
       <w:r>
+        <w:rPr>
+          <w:rFonts w:ascii="宋体" w:hAnsi="宋体" w:eastAsia="宋体"/>
+          <w:b/>
+          <w:sz w:val="32"/>
+        </w:rPr>
         <w:t>SmartUT 技术方案概要（公开）</w:t>
       </w:r>
     </w:p>
     <w:p>
       <w:r>
-        <w:t>定位：面向软件单元测试场景，帮助团队围绕函数和模块快速形成可执行的单元测试成果，覆盖四项核心环节：</w:t>
+        <w:rPr>
+          <w:rFonts w:ascii="宋体" w:hAnsi="宋体" w:eastAsia="宋体"/>
+          <w:b/>
+          <w:sz w:val="26"/>
+        </w:rPr>
+        <w:t>一、软件定位</w:t>
+      </w:r>
+    </w:p>
+    <w:p>
+      <w:pPr>
+        <w:ind w:firstLine="480"/>
+      </w:pPr>
+      <w:r>
+        <w:rPr>
+          <w:rFonts w:ascii="宋体" w:hAnsi="宋体" w:eastAsia="宋体"/>
+          <w:b w:val="0"/>
+          <w:sz w:val="22"/>
+        </w:rPr>
+        <w:t>SmartUT 面向装备软件单元测试场景，服务函数级和模块级测试设计、代码生成与执行验证工作，帮助团队更快形成可执行、可审查、可持续完善的单元测试成果。</w:t>
+      </w:r>
+    </w:p>
+    <w:p>
+      <w:pPr>
+        <w:ind w:firstLine="480"/>
+      </w:pPr>
+      <w:r>
+        <w:rPr>
+          <w:rFonts w:ascii="宋体" w:hAnsi="宋体" w:eastAsia="宋体"/>
+          <w:b w:val="0"/>
+          <w:sz w:val="22"/>
+        </w:rPr>
+        <w:t>软件重点解决“函数数量多、人工编写成本高、覆盖率压力大、工程适配复杂、专家审查资源紧张”等现实问题，让单元测试从重复劳动密集型工作转向以说明先行、自动生成、执行反馈和持续修正为主的闭环模式。</w:t>
       </w:r>
     </w:p>
     <w:p>
       <w:r>
-        <w:t>• 测试说明生成</w:t>
+        <w:rPr>
+          <w:rFonts w:ascii="宋体" w:hAnsi="宋体" w:eastAsia="宋体"/>
+          <w:b/>
+          <w:sz w:val="26"/>
+        </w:rPr>
+        <w:t>二、主要业务功能条目</w:t>
+      </w:r>
+    </w:p>
+    <w:p>
+      <w:pPr>
+        <w:ind w:left="360"/>
+      </w:pPr>
+      <w:r>
+        <w:rPr>
+          <w:rFonts w:ascii="宋体" w:hAnsi="宋体" w:eastAsia="宋体"/>
+          <w:b w:val="0"/>
+          <w:sz w:val="22"/>
+        </w:rPr>
+        <w:t>• 待测单元识别与测试说明生成：整理函数输入、输出、依赖和边界情况，先形成测试说明。</w:t>
+      </w:r>
+    </w:p>
+    <w:p>
+      <w:pPr>
+        <w:ind w:left="360"/>
+      </w:pPr>
+      <w:r>
+        <w:rPr>
+          <w:rFonts w:ascii="宋体" w:hAnsi="宋体" w:eastAsia="宋体"/>
+          <w:b w:val="0"/>
+          <w:sz w:val="22"/>
+        </w:rPr>
+        <w:t>• 测试用例代码生成：依据测试说明自动补齐输入值、预期输出和依赖处理方式。</w:t>
+      </w:r>
+    </w:p>
+    <w:p>
+      <w:pPr>
+        <w:ind w:left="360"/>
+      </w:pPr>
+      <w:r>
+        <w:rPr>
+          <w:rFonts w:ascii="宋体" w:hAnsi="宋体" w:eastAsia="宋体"/>
+          <w:b w:val="0"/>
+          <w:sz w:val="22"/>
+        </w:rPr>
+        <w:t>• 编译执行与覆盖回收：把生成结果放回工程环境中执行，回收报错、失败原因和覆盖数据。</w:t>
+      </w:r>
+    </w:p>
+    <w:p>
+      <w:pPr>
+        <w:ind w:left="360"/>
+      </w:pPr>
+      <w:r>
+        <w:rPr>
+          <w:rFonts w:ascii="宋体" w:hAnsi="宋体" w:eastAsia="宋体"/>
+          <w:b w:val="0"/>
+          <w:sz w:val="22"/>
+        </w:rPr>
+        <w:t>• 测试审查与定向修正：对生成结果进行二次检查，发现遗漏后定向补强。</w:t>
+      </w:r>
+    </w:p>
+    <w:p>
+      <w:pPr>
+        <w:ind w:left="360"/>
+      </w:pPr>
+      <w:r>
+        <w:rPr>
+          <w:rFonts w:ascii="宋体" w:hAnsi="宋体" w:eastAsia="宋体"/>
+          <w:b w:val="0"/>
+          <w:sz w:val="22"/>
+        </w:rPr>
+        <w:t>• 工程适配与知识沉淀：适配现有测试框架和项目规范，沉淀优秀用例与经验规则。</w:t>
       </w:r>
     </w:p>
     <w:p>
       <w:r>
-        <w:t>• 测试用例代码生成</w:t>
+        <w:rPr>
+          <w:rFonts w:ascii="宋体" w:hAnsi="宋体" w:eastAsia="宋体"/>
+          <w:b/>
+          <w:sz w:val="26"/>
+        </w:rPr>
+        <w:t>三、行业现状及发展趋势</w:t>
+      </w:r>
+    </w:p>
+    <w:p>
+      <w:pPr>
+        <w:ind w:firstLine="480"/>
+      </w:pPr>
+      <w:r>
+        <w:rPr>
+          <w:rFonts w:ascii="宋体" w:hAnsi="宋体" w:eastAsia="宋体"/>
+          <w:b w:val="0"/>
+          <w:sz w:val="22"/>
+        </w:rPr>
+        <w:t>当前单元测试在高安全嵌入式软件中仍是最耗人力的环节之一。函数多、依赖复杂、覆盖率要求高，使得人工方式难以兼顾效率和充分性。</w:t>
+      </w:r>
+    </w:p>
+    <w:p>
+      <w:pPr>
+        <w:ind w:firstLine="480"/>
+      </w:pPr>
+      <w:r>
+        <w:rPr>
+          <w:rFonts w:ascii="宋体" w:hAnsi="宋体" w:eastAsia="宋体"/>
+          <w:b w:val="0"/>
+          <w:sz w:val="22"/>
+        </w:rPr>
+        <w:t>行业正在从“只生成用例草稿”走向“生成、执行、回收、修正一体化”。未来更看重与既有工程环境的适配能力，以及对高风险函数和高覆盖目标的直接支撑。</w:t>
+      </w:r>
+    </w:p>
+    <w:p>
+      <w:pPr>
+        <w:ind w:firstLine="480"/>
+      </w:pPr>
+      <w:r>
+        <w:rPr>
+          <w:rFonts w:ascii="宋体" w:hAnsi="宋体" w:eastAsia="宋体"/>
+          <w:b w:val="0"/>
+          <w:sz w:val="22"/>
+        </w:rPr>
+        <w:t>在高安全业务中，单元测试工具要真正落地，必须兼顾工程规范、覆盖率指标、专家复核和历史经验复用，不能停留在演示级生成。</w:t>
       </w:r>
     </w:p>
     <w:p>
       <w:r>
-        <w:t>• 编译执行与结果回收</w:t>
-      </w:r>
-    </w:p>
-    <w:p>
-      <w:r>
-        <w:t>• 测试审查与完善</w:t>
-      </w:r>
-    </w:p>
-    <w:p>
-      <w:r>
-        <w:t>行业现状与发展趋势</w:t>
+        <w:rPr>
+          <w:rFonts w:ascii="宋体" w:hAnsi="宋体" w:eastAsia="宋体"/>
+          <w:b/>
+          <w:sz w:val="26"/>
+        </w:rPr>
+        <w:t>四、软件技术栈列表</w:t>
       </w:r>
     </w:p>
     <w:tbl>
@@ -48,29 +193,56 @@
         <w:tblLook w:firstColumn="1" w:firstRow="1" w:lastColumn="0" w:lastRow="0" w:noHBand="0" w:noVBand="1" w:val="04A0"/>
       </w:tblPr>
       <w:tblGrid>
-        <w:gridCol w:w="4703"/>
-        <w:gridCol w:w="4703"/>
+        <w:gridCol w:w="3120"/>
+        <w:gridCol w:w="3120"/>
+        <w:gridCol w:w="3120"/>
       </w:tblGrid>
       <w:tr>
         <w:tc>
           <w:tcPr>
-            <w:tcW w:type="dxa" w:w="2381"/>
-            <w:vAlign w:val="center"/>
+            <w:tcW w:type="dxa" w:w="3120"/>
           </w:tcPr>
           <w:p>
+            <w:r/>
             <w:r>
-              <w:t>业务环节</w:t>
+              <w:rPr>
+                <w:rFonts w:ascii="宋体" w:hAnsi="宋体" w:eastAsia="宋体"/>
+                <w:b/>
+                <w:sz w:val="21"/>
+              </w:rPr>
+              <w:t>功能规格点</w:t>
             </w:r>
           </w:p>
         </w:tc>
         <w:tc>
           <w:tcPr>
-            <w:tcW w:type="dxa" w:w="6690"/>
-            <w:vAlign w:val="center"/>
+            <w:tcW w:type="dxa" w:w="3120"/>
           </w:tcPr>
           <w:p>
+            <w:r/>
             <w:r>
-              <w:t>当前支撑重点</w:t>
+              <w:rPr>
+                <w:rFonts w:ascii="宋体" w:hAnsi="宋体" w:eastAsia="宋体"/>
+                <w:b/>
+                <w:sz w:val="21"/>
+              </w:rPr>
+              <w:t>技术选型</w:t>
+            </w:r>
+          </w:p>
+        </w:tc>
+        <w:tc>
+          <w:tcPr>
+            <w:tcW w:type="dxa" w:w="3120"/>
+          </w:tcPr>
+          <w:p>
+            <w:r/>
+            <w:r>
+              <w:rPr>
+                <w:rFonts w:ascii="宋体" w:hAnsi="宋体" w:eastAsia="宋体"/>
+                <w:b/>
+                <w:sz w:val="21"/>
+              </w:rPr>
+              <w:t>用途说明</w:t>
             </w:r>
           </w:p>
         </w:tc>
@@ -78,23 +250,49 @@
       <w:tr>
         <w:tc>
           <w:tcPr>
-            <w:tcW w:type="dxa" w:w="2381"/>
-            <w:vAlign w:val="center"/>
+            <w:tcW w:type="dxa" w:w="3120"/>
           </w:tcPr>
           <w:p>
+            <w:r/>
             <w:r>
-              <w:t>平台形态</w:t>
+              <w:rPr>
+                <w:rFonts w:ascii="宋体" w:hAnsi="宋体" w:eastAsia="宋体"/>
+                <w:b w:val="0"/>
+                <w:sz w:val="21"/>
+              </w:rPr>
+              <w:t>平台底座</w:t>
             </w:r>
           </w:p>
         </w:tc>
         <w:tc>
           <w:tcPr>
-            <w:tcW w:type="dxa" w:w="6690"/>
-            <w:vAlign w:val="center"/>
+            <w:tcW w:type="dxa" w:w="3120"/>
           </w:tcPr>
           <w:p>
+            <w:r/>
             <w:r>
-              <w:t>围绕函数级测试任务提供说明生成、代码生成和结果查看能力。</w:t>
+              <w:rPr>
+                <w:rFonts w:ascii="宋体" w:hAnsi="宋体" w:eastAsia="宋体"/>
+                <w:b w:val="0"/>
+                <w:sz w:val="21"/>
+              </w:rPr>
+              <w:t>Python服务框架（FastAPI）、Vue3页面、PostgreSQL、Redis、MinIO、一体机/容器化部署</w:t>
+            </w:r>
+          </w:p>
+        </w:tc>
+        <w:tc>
+          <w:tcPr>
+            <w:tcW w:type="dxa" w:w="3120"/>
+          </w:tcPr>
+          <w:p>
+            <w:r/>
+            <w:r>
+              <w:rPr>
+                <w:rFonts w:ascii="宋体" w:hAnsi="宋体" w:eastAsia="宋体"/>
+                <w:b w:val="0"/>
+                <w:sz w:val="21"/>
+              </w:rPr>
+              <w:t>支撑任务管理、执行留痕、结果存储和本地部署。</w:t>
             </w:r>
           </w:p>
         </w:tc>
@@ -102,23 +300,49 @@
       <w:tr>
         <w:tc>
           <w:tcPr>
-            <w:tcW w:type="dxa" w:w="2381"/>
-            <w:vAlign w:val="center"/>
+            <w:tcW w:type="dxa" w:w="3120"/>
           </w:tcPr>
           <w:p>
+            <w:r/>
             <w:r>
-              <w:t>生成主线</w:t>
+              <w:rPr>
+                <w:rFonts w:ascii="宋体" w:hAnsi="宋体" w:eastAsia="宋体"/>
+                <w:b w:val="0"/>
+                <w:sz w:val="21"/>
+              </w:rPr>
+              <w:t>测试说明生成</w:t>
             </w:r>
           </w:p>
         </w:tc>
         <w:tc>
           <w:tcPr>
-            <w:tcW w:type="dxa" w:w="6690"/>
-            <w:vAlign w:val="center"/>
+            <w:tcW w:type="dxa" w:w="3120"/>
           </w:tcPr>
           <w:p>
+            <w:r/>
             <w:r>
-              <w:t>坚持“先说明、后生成、再执行、再复核”的单元测试闭环。</w:t>
+              <w:rPr>
+                <w:rFonts w:ascii="宋体" w:hAnsi="宋体" w:eastAsia="宋体"/>
+                <w:b w:val="0"/>
+                <w:sz w:val="21"/>
+              </w:rPr>
+              <w:t>源代码解析、设计资料对照、边界值与等价类分析</w:t>
+            </w:r>
+          </w:p>
+        </w:tc>
+        <w:tc>
+          <w:tcPr>
+            <w:tcW w:type="dxa" w:w="3120"/>
+          </w:tcPr>
+          <w:p>
+            <w:r/>
+            <w:r>
+              <w:rPr>
+                <w:rFonts w:ascii="宋体" w:hAnsi="宋体" w:eastAsia="宋体"/>
+                <w:b w:val="0"/>
+                <w:sz w:val="21"/>
+              </w:rPr>
+              <w:t>先形成结构化测试说明，降低后续生成偏差。</w:t>
             </w:r>
           </w:p>
         </w:tc>
@@ -126,23 +350,49 @@
       <w:tr>
         <w:tc>
           <w:tcPr>
-            <w:tcW w:type="dxa" w:w="2381"/>
-            <w:vAlign w:val="center"/>
+            <w:tcW w:type="dxa" w:w="3120"/>
           </w:tcPr>
           <w:p>
+            <w:r/>
             <w:r>
-              <w:t>过程管控</w:t>
+              <w:rPr>
+                <w:rFonts w:ascii="宋体" w:hAnsi="宋体" w:eastAsia="宋体"/>
+                <w:b w:val="0"/>
+                <w:sz w:val="21"/>
+              </w:rPr>
+              <w:t>测试代码生成</w:t>
             </w:r>
           </w:p>
         </w:tc>
         <w:tc>
           <w:tcPr>
-            <w:tcW w:type="dxa" w:w="6690"/>
-            <w:vAlign w:val="center"/>
+            <w:tcW w:type="dxa" w:w="3120"/>
           </w:tcPr>
           <w:p>
+            <w:r/>
             <w:r>
-              <w:t>保留生成结果、执行反馈和审查意见，便于持续改进。</w:t>
+              <w:rPr>
+                <w:rFonts w:ascii="宋体" w:hAnsi="宋体" w:eastAsia="宋体"/>
+                <w:b w:val="0"/>
+                <w:sz w:val="21"/>
+              </w:rPr>
+              <w:t>用例模板、依赖替身、定向重生成</w:t>
+            </w:r>
+          </w:p>
+        </w:tc>
+        <w:tc>
+          <w:tcPr>
+            <w:tcW w:type="dxa" w:w="3120"/>
+          </w:tcPr>
+          <w:p>
+            <w:r/>
+            <w:r>
+              <w:rPr>
+                <w:rFonts w:ascii="宋体" w:hAnsi="宋体" w:eastAsia="宋体"/>
+                <w:b w:val="0"/>
+                <w:sz w:val="21"/>
+              </w:rPr>
+              <w:t>输出更接近可执行状态的测试代码。</w:t>
             </w:r>
           </w:p>
         </w:tc>
@@ -150,23 +400,49 @@
       <w:tr>
         <w:tc>
           <w:tcPr>
-            <w:tcW w:type="dxa" w:w="2381"/>
-            <w:vAlign w:val="center"/>
+            <w:tcW w:type="dxa" w:w="3120"/>
           </w:tcPr>
           <w:p>
+            <w:r/>
             <w:r>
-              <w:t>结果输出</w:t>
+              <w:rPr>
+                <w:rFonts w:ascii="宋体" w:hAnsi="宋体" w:eastAsia="宋体"/>
+                <w:b w:val="0"/>
+                <w:sz w:val="21"/>
+              </w:rPr>
+              <w:t>编译执行回路</w:t>
             </w:r>
           </w:p>
         </w:tc>
         <w:tc>
           <w:tcPr>
-            <w:tcW w:type="dxa" w:w="6690"/>
-            <w:vAlign w:val="center"/>
+            <w:tcW w:type="dxa" w:w="3120"/>
           </w:tcPr>
           <w:p>
+            <w:r/>
             <w:r>
-              <w:t>支持形成测试说明、测试代码和阶段性分析结论。</w:t>
+              <w:rPr>
+                <w:rFonts w:ascii="宋体" w:hAnsi="宋体" w:eastAsia="宋体"/>
+                <w:b w:val="0"/>
+                <w:sz w:val="21"/>
+              </w:rPr>
+              <w:t>编译执行反馈、失败原因回收、覆盖率统计</w:t>
+            </w:r>
+          </w:p>
+        </w:tc>
+        <w:tc>
+          <w:tcPr>
+            <w:tcW w:type="dxa" w:w="3120"/>
+          </w:tcPr>
+          <w:p>
+            <w:r/>
+            <w:r>
+              <w:rPr>
+                <w:rFonts w:ascii="宋体" w:hAnsi="宋体" w:eastAsia="宋体"/>
+                <w:b w:val="0"/>
+                <w:sz w:val="21"/>
+              </w:rPr>
+              <w:t>让生成结果能在真实工程环境中闭环修正。</w:t>
             </w:r>
           </w:p>
         </w:tc>
@@ -174,23 +450,49 @@
       <w:tr>
         <w:tc>
           <w:tcPr>
-            <w:tcW w:type="dxa" w:w="2381"/>
-            <w:vAlign w:val="center"/>
+            <w:tcW w:type="dxa" w:w="3120"/>
           </w:tcPr>
           <w:p>
+            <w:r/>
             <w:r>
-              <w:t>部署方式</w:t>
+              <w:rPr>
+                <w:rFonts w:ascii="宋体" w:hAnsi="宋体" w:eastAsia="宋体"/>
+                <w:b w:val="0"/>
+                <w:sz w:val="21"/>
+              </w:rPr>
+              <w:t>测试审查</w:t>
             </w:r>
           </w:p>
         </w:tc>
         <w:tc>
           <w:tcPr>
-            <w:tcW w:type="dxa" w:w="6690"/>
-            <w:vAlign w:val="center"/>
+            <w:tcW w:type="dxa" w:w="3120"/>
           </w:tcPr>
           <w:p>
+            <w:r/>
             <w:r>
-              <w:t>适合在受控工程环境中本地运行和逐步试点。</w:t>
+              <w:rPr>
+                <w:rFonts w:ascii="宋体" w:hAnsi="宋体" w:eastAsia="宋体"/>
+                <w:b w:val="0"/>
+                <w:sz w:val="21"/>
+              </w:rPr>
+              <w:t>规则校核、经验库复查、质量门禁</w:t>
+            </w:r>
+          </w:p>
+        </w:tc>
+        <w:tc>
+          <w:tcPr>
+            <w:tcW w:type="dxa" w:w="3120"/>
+          </w:tcPr>
+          <w:p>
+            <w:r/>
+            <w:r>
+              <w:rPr>
+                <w:rFonts w:ascii="宋体" w:hAnsi="宋体" w:eastAsia="宋体"/>
+                <w:b w:val="0"/>
+                <w:sz w:val="21"/>
+              </w:rPr>
+              <w:t>检查遗漏场景和不充分用例。</w:t>
             </w:r>
           </w:p>
         </w:tc>
@@ -198,23 +500,49 @@
       <w:tr>
         <w:tc>
           <w:tcPr>
-            <w:tcW w:type="dxa" w:w="2381"/>
-            <w:vAlign w:val="center"/>
+            <w:tcW w:type="dxa" w:w="3120"/>
           </w:tcPr>
           <w:p>
+            <w:r/>
             <w:r>
-              <w:t>演进重点</w:t>
+              <w:rPr>
+                <w:rFonts w:ascii="宋体" w:hAnsi="宋体" w:eastAsia="宋体"/>
+                <w:b w:val="0"/>
+                <w:sz w:val="21"/>
+              </w:rPr>
+              <w:t>工程适配</w:t>
             </w:r>
           </w:p>
         </w:tc>
         <w:tc>
           <w:tcPr>
-            <w:tcW w:type="dxa" w:w="6690"/>
-            <w:vAlign w:val="center"/>
+            <w:tcW w:type="dxa" w:w="3120"/>
           </w:tcPr>
           <w:p>
+            <w:r/>
             <w:r>
-              <w:t>增强工程适配、自动调试和覆盖率联动分析能力。</w:t>
+              <w:rPr>
+                <w:rFonts w:ascii="宋体" w:hAnsi="宋体" w:eastAsia="宋体"/>
+                <w:b w:val="0"/>
+                <w:sz w:val="21"/>
+              </w:rPr>
+              <w:t>主流单元测试框架集成、项目规范适配、知识沉淀</w:t>
+            </w:r>
+          </w:p>
+        </w:tc>
+        <w:tc>
+          <w:tcPr>
+            <w:tcW w:type="dxa" w:w="3120"/>
+          </w:tcPr>
+          <w:p>
+            <w:r/>
+            <w:r>
+              <w:rPr>
+                <w:rFonts w:ascii="宋体" w:hAnsi="宋体" w:eastAsia="宋体"/>
+                <w:b w:val="0"/>
+                <w:sz w:val="21"/>
+              </w:rPr>
+              <w:t>提升跨项目推广和持续复用能力。</w:t>
             </w:r>
           </w:p>
         </w:tc>
@@ -222,192 +550,262 @@
     </w:tbl>
     <w:p>
       <w:r>
-        <w:t>四项核心环节的重点与演进方向</w:t>
+        <w:rPr>
+          <w:rFonts w:ascii="宋体" w:hAnsi="宋体" w:eastAsia="宋体"/>
+          <w:b/>
+          <w:sz w:val="26"/>
+        </w:rPr>
+        <w:t>五、方案说明</w:t>
       </w:r>
     </w:p>
     <w:p>
       <w:r>
-        <w:t>测试说明生成</w:t>
+        <w:rPr>
+          <w:rFonts w:ascii="宋体" w:hAnsi="宋体" w:eastAsia="宋体"/>
+          <w:b/>
+          <w:sz w:val="24"/>
+        </w:rPr>
+        <w:t>1. 待测单元识别与测试说明生成</w:t>
+      </w:r>
+    </w:p>
+    <w:p>
+      <w:pPr>
+        <w:ind w:firstLine="480"/>
+      </w:pPr>
+      <w:r>
+        <w:rPr>
+          <w:rFonts w:ascii="宋体" w:hAnsi="宋体" w:eastAsia="宋体"/>
+          <w:b w:val="0"/>
+          <w:sz w:val="22"/>
+        </w:rPr>
+        <w:t>具体方案：先围绕函数签名、输入输出、外部依赖和设计说明形成结构化测试说明，把边界情况、异常路径和关键判定点提前理清。</w:t>
+      </w:r>
+    </w:p>
+    <w:p>
+      <w:pPr>
+        <w:ind w:firstLine="480"/>
+      </w:pPr>
+      <w:r>
+        <w:rPr>
+          <w:rFonts w:ascii="宋体" w:hAnsi="宋体" w:eastAsia="宋体"/>
+          <w:b w:val="0"/>
+          <w:sz w:val="22"/>
+        </w:rPr>
+        <w:t>实现难点：设计资料、代码实现和接口依赖之间常存在理解落差，若直接跳到代码生成，后续返工会很多。</w:t>
+      </w:r>
+    </w:p>
+    <w:p>
+      <w:pPr>
+        <w:ind w:firstLine="480"/>
+      </w:pPr>
+      <w:r>
+        <w:rPr>
+          <w:rFonts w:ascii="宋体" w:hAnsi="宋体" w:eastAsia="宋体"/>
+          <w:b w:val="0"/>
+          <w:sz w:val="22"/>
+        </w:rPr>
+        <w:t>攻关点：需要持续提升代码理解、依赖识别和复杂约束提炼能力，让测试说明更稳、更完整。</w:t>
       </w:r>
     </w:p>
     <w:p>
       <w:r>
-        <w:t>当前做法：根据设计文档和源代码整理待测函数的输入、输出、外部依赖和边界情况，先形成测试说明，再进入后续用例编写。</w:t>
+        <w:rPr>
+          <w:rFonts w:ascii="宋体" w:hAnsi="宋体" w:eastAsia="宋体"/>
+          <w:b/>
+          <w:sz w:val="24"/>
+        </w:rPr>
+        <w:t>2. 测试用例代码生成</w:t>
+      </w:r>
+    </w:p>
+    <w:p>
+      <w:pPr>
+        <w:ind w:firstLine="480"/>
+      </w:pPr>
+      <w:r>
+        <w:rPr>
+          <w:rFonts w:ascii="宋体" w:hAnsi="宋体" w:eastAsia="宋体"/>
+          <w:b w:val="0"/>
+          <w:sz w:val="22"/>
+        </w:rPr>
+        <w:t>具体方案：依据测试说明自动生成测试代码、输入构造、断言逻辑和必要的依赖处理代码，尽量让结果更接近可直接运行。</w:t>
+      </w:r>
+    </w:p>
+    <w:p>
+      <w:pPr>
+        <w:ind w:firstLine="480"/>
+      </w:pPr>
+      <w:r>
+        <w:rPr>
+          <w:rFonts w:ascii="宋体" w:hAnsi="宋体" w:eastAsia="宋体"/>
+          <w:b w:val="0"/>
+          <w:sz w:val="22"/>
+        </w:rPr>
+        <w:t>实现难点：外部依赖、桩替换、异常路径和项目规范差异会显著影响生成质量，通用方案很难一次适配所有工程。</w:t>
+      </w:r>
+    </w:p>
+    <w:p>
+      <w:pPr>
+        <w:ind w:firstLine="480"/>
+      </w:pPr>
+      <w:r>
+        <w:rPr>
+          <w:rFonts w:ascii="宋体" w:hAnsi="宋体" w:eastAsia="宋体"/>
+          <w:b w:val="0"/>
+          <w:sz w:val="22"/>
+        </w:rPr>
+        <w:t>攻关点：需要加强项目模板、依赖替身策略和多轮修正机制，提升生成结果的可执行性。</w:t>
       </w:r>
     </w:p>
     <w:p>
       <w:r>
-        <w:t>业务现状：</w:t>
+        <w:rPr>
+          <w:rFonts w:ascii="宋体" w:hAnsi="宋体" w:eastAsia="宋体"/>
+          <w:b/>
+          <w:sz w:val="24"/>
+        </w:rPr>
+        <w:t>3. 编译执行与覆盖回收</w:t>
+      </w:r>
+    </w:p>
+    <w:p>
+      <w:pPr>
+        <w:ind w:firstLine="480"/>
+      </w:pPr>
+      <w:r>
+        <w:rPr>
+          <w:rFonts w:ascii="宋体" w:hAnsi="宋体" w:eastAsia="宋体"/>
+          <w:b w:val="0"/>
+          <w:sz w:val="22"/>
+        </w:rPr>
+        <w:t>具体方案：把测试代码放回实际工程环境中编译和执行，自动回收报错信息、失败原因和覆盖情况，为后续修订提供明确依据。</w:t>
+      </w:r>
+    </w:p>
+    <w:p>
+      <w:pPr>
+        <w:ind w:firstLine="480"/>
+      </w:pPr>
+      <w:r>
+        <w:rPr>
+          <w:rFonts w:ascii="宋体" w:hAnsi="宋体" w:eastAsia="宋体"/>
+          <w:b w:val="0"/>
+          <w:sz w:val="22"/>
+        </w:rPr>
+        <w:t>实现难点：真正耗时的往往不是写用例，而是调通环境和定位失败原因；不同工程环境的差异也会放大问题。</w:t>
+      </w:r>
+    </w:p>
+    <w:p>
+      <w:pPr>
+        <w:ind w:firstLine="480"/>
+      </w:pPr>
+      <w:r>
+        <w:rPr>
+          <w:rFonts w:ascii="宋体" w:hAnsi="宋体" w:eastAsia="宋体"/>
+          <w:b w:val="0"/>
+          <w:sz w:val="22"/>
+        </w:rPr>
+        <w:t>攻关点：需要持续打磨编译反馈归因、环境适配和覆盖率统一分析能力。</w:t>
       </w:r>
     </w:p>
     <w:p>
       <w:r>
-        <w:t>• 嵌入式函数数量多，人工逐个梳理成本高。</w:t>
+        <w:rPr>
+          <w:rFonts w:ascii="宋体" w:hAnsi="宋体" w:eastAsia="宋体"/>
+          <w:b/>
+          <w:sz w:val="24"/>
+        </w:rPr>
+        <w:t>4. 测试审查与定向修正</w:t>
+      </w:r>
+    </w:p>
+    <w:p>
+      <w:pPr>
+        <w:ind w:firstLine="480"/>
+      </w:pPr>
+      <w:r>
+        <w:rPr>
+          <w:rFonts w:ascii="宋体" w:hAnsi="宋体" w:eastAsia="宋体"/>
+          <w:b w:val="0"/>
+          <w:sz w:val="22"/>
+        </w:rPr>
+        <w:t>具体方案：对已生成和已执行的结果开展二次审查，识别遗漏的边界场景、断言不足或覆盖不足项，再定向补强。</w:t>
+      </w:r>
+    </w:p>
+    <w:p>
+      <w:pPr>
+        <w:ind w:firstLine="480"/>
+      </w:pPr>
+      <w:r>
+        <w:rPr>
+          <w:rFonts w:ascii="宋体" w:hAnsi="宋体" w:eastAsia="宋体"/>
+          <w:b w:val="0"/>
+          <w:sz w:val="22"/>
+        </w:rPr>
+        <w:t>实现难点：用例跑通并不等于测试充分，若没有审查环节，容易把表面通过当成真正完成。</w:t>
+      </w:r>
+    </w:p>
+    <w:p>
+      <w:pPr>
+        <w:ind w:firstLine="480"/>
+      </w:pPr>
+      <w:r>
+        <w:rPr>
+          <w:rFonts w:ascii="宋体" w:hAnsi="宋体" w:eastAsia="宋体"/>
+          <w:b w:val="0"/>
+          <w:sz w:val="22"/>
+        </w:rPr>
+        <w:t>攻关点：需要建设更稳的审查规则、专题经验库和高风险函数优先补强机制。</w:t>
       </w:r>
     </w:p>
     <w:p>
       <w:r>
-        <w:t>• 设计文档、代码和接口依赖经常存在理解落差。</w:t>
+        <w:rPr>
+          <w:rFonts w:ascii="宋体" w:hAnsi="宋体" w:eastAsia="宋体"/>
+          <w:b/>
+          <w:sz w:val="24"/>
+        </w:rPr>
+        <w:t>5. 工程适配与知识沉淀</w:t>
       </w:r>
     </w:p>
     <w:p>
+      <w:pPr>
+        <w:ind w:firstLine="480"/>
+      </w:pPr>
       <w:r>
-        <w:t>• 高覆盖率目标让边界和异常场景设计更具挑战。</w:t>
+        <w:rPr>
+          <w:rFonts w:ascii="宋体" w:hAnsi="宋体" w:eastAsia="宋体"/>
+          <w:b w:val="0"/>
+          <w:sz w:val="22"/>
+        </w:rPr>
+        <w:t>具体方案：围绕现有单元测试框架、项目编码规范和历史优秀用例形成适配层，让工具不仅能生成内容，还能更顺畅地接入现有工程流程。</w:t>
       </w:r>
     </w:p>
     <w:p>
+      <w:pPr>
+        <w:ind w:firstLine="480"/>
+      </w:pPr>
       <w:r>
-        <w:t>发展趋势：</w:t>
+        <w:rPr>
+          <w:rFonts w:ascii="宋体" w:hAnsi="宋体" w:eastAsia="宋体"/>
+          <w:b w:val="0"/>
+          <w:sz w:val="22"/>
+        </w:rPr>
+        <w:t>实现难点：不同型号、不同团队的工程规范差异大，是单元测试工具推广过程中的主要门槛之一。</w:t>
       </w:r>
     </w:p>
     <w:p>
+      <w:pPr>
+        <w:ind w:firstLine="480"/>
+      </w:pPr>
       <w:r>
-        <w:t>• 测试说明前置化会成为单元测试提效的关键抓手。</w:t>
-      </w:r>
-    </w:p>
-    <w:p>
-      <w:r>
-        <w:t>• 设计、代码和历史缺陷联合理解能力会越来越受重视。</w:t>
-      </w:r>
-    </w:p>
-    <w:p>
-      <w:r>
-        <w:t>测试用例代码生成</w:t>
-      </w:r>
-    </w:p>
-    <w:p>
-      <w:r>
-        <w:t>当前做法：在测试说明基础上自动补齐输入值、预期输出和依赖处理方式，形成更接近可执行状态的测试代码草稿。</w:t>
-      </w:r>
-    </w:p>
-    <w:p>
-      <w:r>
-        <w:t>业务现状：</w:t>
-      </w:r>
-    </w:p>
-    <w:p>
-      <w:r>
-        <w:t>• 单元测试编写仍是大量重复劳动，人工投入高。</w:t>
-      </w:r>
-    </w:p>
-    <w:p>
-      <w:r>
-        <w:t>• 外部依赖、桩替换和异常路径处理复杂，容易卡住。</w:t>
-      </w:r>
-    </w:p>
-    <w:p>
-      <w:r>
-        <w:t>• 不同工程规范和测试框架差异大，通用生成难度高。</w:t>
-      </w:r>
-    </w:p>
-    <w:p>
-      <w:r>
-        <w:t>发展趋势：</w:t>
-      </w:r>
-    </w:p>
-    <w:p>
-      <w:r>
-        <w:t>• 从“生成草稿”走向“生成即可运行”的要求会越来越高。</w:t>
-      </w:r>
-    </w:p>
-    <w:p>
-      <w:r>
-        <w:t>• 与现有工程规范自动对齐将成为落地重点。</w:t>
-      </w:r>
-    </w:p>
-    <w:p>
-      <w:r>
-        <w:t>编译执行与结果回收</w:t>
-      </w:r>
-    </w:p>
-    <w:p>
-      <w:r>
-        <w:t>当前做法：把生成的测试代码放回工程环境中编译和执行，回收报错、失败原因和覆盖情况，为后续修订提供依据。</w:t>
-      </w:r>
-    </w:p>
-    <w:p>
-      <w:r>
-        <w:t>业务现状：</w:t>
-      </w:r>
-    </w:p>
-    <w:p>
-      <w:r>
-        <w:t>• 真正耗时的不只是写用例，还有调通环境和定位失败原因。</w:t>
-      </w:r>
-    </w:p>
-    <w:p>
-      <w:r>
-        <w:t>• 覆盖率要求持续提高，团队更关注真实有效覆盖。</w:t>
-      </w:r>
-    </w:p>
-    <w:p>
-      <w:r>
-        <w:t>• 工程环境差异使跨项目推广难度较大。</w:t>
-      </w:r>
-    </w:p>
-    <w:p>
-      <w:r>
-        <w:t>发展趋势：</w:t>
-      </w:r>
-    </w:p>
-    <w:p>
-      <w:r>
-        <w:t>• 自动编译、自动回收问题和自动辅助定位会更受欢迎。</w:t>
-      </w:r>
-    </w:p>
-    <w:p>
-      <w:r>
-        <w:t>• 覆盖率分析会更多与高风险函数识别联动。</w:t>
-      </w:r>
-    </w:p>
-    <w:p>
-      <w:r>
-        <w:t>测试审查与完善</w:t>
-      </w:r>
-    </w:p>
-    <w:p>
-      <w:r>
-        <w:t>当前做法：对生成结果进行二次审查，提醒遗漏检查项和潜在问题，帮助团队形成更稳妥的单元测试交付物。</w:t>
-      </w:r>
-    </w:p>
-    <w:p>
-      <w:r>
-        <w:t>业务现状：</w:t>
-      </w:r>
-    </w:p>
-    <w:p>
-      <w:r>
-        <w:t>• 用例跑通不等于测试充分，仍需要重点复核。</w:t>
-      </w:r>
-    </w:p>
-    <w:p>
-      <w:r>
-        <w:t>• 专家审查资源有限，需要把精力放在高风险项。</w:t>
-      </w:r>
-    </w:p>
-    <w:p>
-      <w:r>
-        <w:t>• 历史优秀用例和审查意见复用还不够充分。</w:t>
-      </w:r>
-    </w:p>
-    <w:p>
-      <w:r>
-        <w:t>发展趋势：</w:t>
-      </w:r>
-    </w:p>
-    <w:p>
-      <w:r>
-        <w:t>• 审查规则、经验库和生成闭环会持续融合。</w:t>
-      </w:r>
-    </w:p>
-    <w:p>
-      <w:r>
-        <w:t>• 单元测试成果会逐步纳入更完整的质量追溯体系。</w:t>
+        <w:rPr>
+          <w:rFonts w:ascii="宋体" w:hAnsi="宋体" w:eastAsia="宋体"/>
+          <w:b w:val="0"/>
+          <w:sz w:val="22"/>
+        </w:rPr>
+        <w:t>攻关点：需要持续建设框架适配能力、规范模板和跨项目知识库，逐步提高推广效率。</w:t>
       </w:r>
     </w:p>
     <w:sectPr>
       <w:pgSz w:w="12240" w:h="15840"/>
-      <w:pgMar w:top="1417" w:right="1417" w:bottom="1134" w:left="1417" w:header="720" w:footer="720" w:gutter="0"/>
+      <w:pgMar w:top="1440" w:right="1440" w:bottom="1440" w:left="1440" w:header="720" w:footer="720" w:gutter="0"/>
       <w:cols w:space="720"/>
       <w:docGrid w:linePitch="360"/>
     </w:sectPr>
